--- a/2021.docx
+++ b/2021.docx
@@ -1337,6 +1337,21 @@
           <w:lang w:val="en-US" w:eastAsia="zh-CN"/>
         </w:rPr>
       </w:pPr>
+      <w:r>
+        <w:rPr>
+          <w:rFonts w:hint="eastAsia"/>
+          <w:lang w:val="en-US" w:eastAsia="zh-CN"/>
+        </w:rPr>
+        <w:br w:type="page"/>
+      </w:r>
+    </w:p>
+    <w:p>
+      <w:pPr>
+        <w:rPr>
+          <w:rFonts w:hint="eastAsia"/>
+          <w:lang w:val="en-US" w:eastAsia="zh-CN"/>
+        </w:rPr>
+      </w:pPr>
     </w:p>
     <w:p>
       <w:pPr>
@@ -1488,8 +1503,6 @@
         </w:rPr>
         <w:t>求数值微分实际上是求dy  而不是dy/dx</w:t>
       </w:r>
-      <w:bookmarkStart w:id="0" w:name="_GoBack"/>
-      <w:bookmarkEnd w:id="0"/>
     </w:p>
     <w:p>
       <w:pPr>
@@ -1772,7 +1785,6 @@
           <w:kern w:val="0"/>
           <w:sz w:val="28"/>
           <w:szCs w:val="28"/>
-          <w:bdr w:val="none" w:color="auto" w:sz="0" w:space="0"/>
           <w:lang w:val="en-US" w:eastAsia="zh-CN" w:bidi="ar"/>
         </w:rPr>
         <w:t>fimplicit</w:t>
@@ -1789,7 +1801,7 @@
     <w:p>
       <w:pPr>
         <w:rPr>
-          <w:rFonts w:hint="default"/>
+          <w:rFonts w:hint="eastAsia"/>
           <w:lang w:val="en-US" w:eastAsia="zh-CN"/>
         </w:rPr>
       </w:pPr>
@@ -1808,6 +1820,53 @@
           <w:lang w:val="en-US" w:eastAsia="zh-CN"/>
         </w:rPr>
       </w:pPr>
+      <w:r>
+        <w:rPr>
+          <w:rFonts w:hint="eastAsia"/>
+          <w:lang w:val="en-US" w:eastAsia="zh-CN"/>
+        </w:rPr>
+        <w:t>利用solve与syms可以求解各种零点交点问题</w:t>
+      </w:r>
+    </w:p>
+    <w:p>
+      <w:pPr>
+        <w:rPr>
+          <w:rFonts w:hint="eastAsia"/>
+          <w:lang w:val="en-US" w:eastAsia="zh-CN"/>
+        </w:rPr>
+      </w:pPr>
+      <w:r>
+        <w:rPr>
+          <w:rFonts w:hint="eastAsia"/>
+          <w:lang w:val="en-US" w:eastAsia="zh-CN"/>
+        </w:rPr>
+        <w:t>Subs可以给符号函数赋值</w:t>
+      </w:r>
+    </w:p>
+    <w:p>
+      <w:pPr>
+        <w:rPr>
+          <w:rFonts w:hint="default"/>
+          <w:lang w:val="en-US" w:eastAsia="zh-CN"/>
+        </w:rPr>
+      </w:pPr>
+    </w:p>
+    <w:p>
+      <w:pPr>
+        <w:rPr>
+          <w:rFonts w:hint="default"/>
+          <w:lang w:val="en-US" w:eastAsia="zh-CN"/>
+        </w:rPr>
+      </w:pPr>
+      <w:r>
+        <w:rPr>
+          <w:rFonts w:hint="eastAsia"/>
+          <w:lang w:val="en-US" w:eastAsia="zh-CN"/>
+        </w:rPr>
+        <w:t>Interp1进行插值</w:t>
+      </w:r>
+      <w:bookmarkStart w:id="0" w:name="_GoBack"/>
+      <w:bookmarkEnd w:id="0"/>
     </w:p>
     <w:p>
       <w:pPr>

--- a/2021.docx
+++ b/2021.docx
@@ -1409,16 +1409,16 @@
     <w:p>
       <w:pPr>
         <w:rPr>
-          <w:rFonts w:hint="eastAsia"/>
-          <w:lang w:val="en-US" w:eastAsia="zh-CN"/>
-        </w:rPr>
-      </w:pPr>
-      <w:r>
-        <w:rPr>
-          <w:rFonts w:hint="eastAsia"/>
-          <w:lang w:val="en-US" w:eastAsia="zh-CN"/>
-        </w:rPr>
-        <w:t>2022</w:t>
+          <w:rFonts w:hint="default"/>
+          <w:lang w:val="en-US" w:eastAsia="zh-CN"/>
+        </w:rPr>
+      </w:pPr>
+      <w:r>
+        <w:rPr>
+          <w:rFonts w:hint="eastAsia"/>
+          <w:lang w:val="en-US" w:eastAsia="zh-CN"/>
+        </w:rPr>
+        <w:t>2020</w:t>
       </w:r>
     </w:p>
     <w:p>
@@ -1865,21 +1865,384 @@
         </w:rPr>
         <w:t>Interp1进行插值</w:t>
       </w:r>
+    </w:p>
+    <w:p>
+      <w:pPr>
+        <w:keepNext w:val="0"/>
+        <w:keepLines w:val="0"/>
+        <w:widowControl/>
+        <w:suppressLineNumbers w:val="0"/>
+        <w:pBdr>
+          <w:top w:val="none" w:color="auto" w:sz="0" w:space="0"/>
+          <w:left w:val="none" w:color="auto" w:sz="0" w:space="0"/>
+          <w:bottom w:val="none" w:color="auto" w:sz="0" w:space="0"/>
+          <w:right w:val="none" w:color="auto" w:sz="0" w:space="0"/>
+        </w:pBdr>
+        <w:jc w:val="left"/>
+        <w:rPr>
+          <w:rFonts w:ascii="Consolas" w:hAnsi="Consolas" w:eastAsia="Consolas" w:cs="Consolas"/>
+          <w:b w:val="0"/>
+          <w:bCs w:val="0"/>
+          <w:i w:val="0"/>
+          <w:iCs w:val="0"/>
+          <w:sz w:val="28"/>
+          <w:szCs w:val="28"/>
+        </w:rPr>
+      </w:pPr>
+      <w:r>
+        <w:rPr>
+          <w:rFonts w:hint="default" w:ascii="Consolas" w:hAnsi="Consolas" w:eastAsia="Consolas" w:cs="Consolas"/>
+          <w:b w:val="0"/>
+          <w:bCs w:val="0"/>
+          <w:i w:val="0"/>
+          <w:iCs w:val="0"/>
+          <w:kern w:val="0"/>
+          <w:sz w:val="28"/>
+          <w:szCs w:val="28"/>
+          <w:bdr w:val="none" w:color="auto" w:sz="0" w:space="0"/>
+          <w:lang w:val="en-US" w:eastAsia="zh-CN" w:bidi="ar"/>
+        </w:rPr>
+        <w:t>y1=interp1(x,fx,xq,</w:t>
+      </w:r>
+      <w:r>
+        <w:rPr>
+          <w:rFonts w:hint="default" w:ascii="Consolas" w:hAnsi="Consolas" w:eastAsia="Consolas" w:cs="Consolas"/>
+          <w:b w:val="0"/>
+          <w:bCs w:val="0"/>
+          <w:i w:val="0"/>
+          <w:iCs w:val="0"/>
+          <w:color w:val="A709F5"/>
+          <w:kern w:val="0"/>
+          <w:sz w:val="28"/>
+          <w:szCs w:val="28"/>
+          <w:bdr w:val="none" w:color="auto" w:sz="0" w:space="0"/>
+          <w:lang w:val="en-US" w:eastAsia="zh-CN" w:bidi="ar"/>
+        </w:rPr>
+        <w:t>"linear"</w:t>
+      </w:r>
+      <w:r>
+        <w:rPr>
+          <w:rFonts w:hint="default" w:ascii="Consolas" w:hAnsi="Consolas" w:eastAsia="Consolas" w:cs="Consolas"/>
+          <w:b w:val="0"/>
+          <w:bCs w:val="0"/>
+          <w:i w:val="0"/>
+          <w:iCs w:val="0"/>
+          <w:kern w:val="0"/>
+          <w:sz w:val="28"/>
+          <w:szCs w:val="28"/>
+          <w:bdr w:val="none" w:color="auto" w:sz="0" w:space="0"/>
+          <w:lang w:val="en-US" w:eastAsia="zh-CN" w:bidi="ar"/>
+        </w:rPr>
+        <w:t>);</w:t>
+      </w:r>
+    </w:p>
+    <w:p>
+      <w:pPr>
+        <w:rPr>
+          <w:rFonts w:hint="default"/>
+          <w:lang w:val="en-US" w:eastAsia="zh-CN"/>
+        </w:rPr>
+      </w:pPr>
+      <w:r>
+        <w:rPr>
+          <w:rFonts w:hint="eastAsia"/>
+          <w:lang w:val="en-US" w:eastAsia="zh-CN"/>
+        </w:rPr>
+        <w:t>Linear为线性插值 spline为样条插值</w:t>
+      </w:r>
+    </w:p>
+    <w:p>
+      <w:pPr>
+        <w:rPr>
+          <w:rFonts w:hint="eastAsia"/>
+          <w:lang w:val="en-US" w:eastAsia="zh-CN"/>
+        </w:rPr>
+      </w:pPr>
+      <w:r>
+        <w:rPr>
+          <w:rFonts w:hint="eastAsia"/>
+          <w:lang w:val="en-US" w:eastAsia="zh-CN"/>
+        </w:rPr>
+        <w:br w:type="page"/>
+      </w:r>
+    </w:p>
+    <w:p>
+      <w:pPr>
+        <w:rPr>
+          <w:rFonts w:hint="eastAsia"/>
+          <w:lang w:val="en-US" w:eastAsia="zh-CN"/>
+        </w:rPr>
+      </w:pPr>
+      <w:r>
+        <w:rPr>
+          <w:rFonts w:hint="eastAsia"/>
+          <w:lang w:val="en-US" w:eastAsia="zh-CN"/>
+        </w:rPr>
+        <w:t>2022</w:t>
+      </w:r>
+    </w:p>
+    <w:p>
+      <w:pPr>
+        <w:rPr>
+          <w:rFonts w:hint="eastAsia"/>
+          <w:lang w:val="en-US" w:eastAsia="zh-CN"/>
+        </w:rPr>
+      </w:pPr>
+      <w:r>
+        <w:rPr>
+          <w:rFonts w:hint="eastAsia"/>
+          <w:lang w:val="en-US" w:eastAsia="zh-CN"/>
+        </w:rPr>
+        <w:t>对于多项式系数p，可以使用匿名函数</w:t>
+      </w:r>
+    </w:p>
+    <w:p>
+      <w:pPr>
+        <w:keepNext w:val="0"/>
+        <w:keepLines w:val="0"/>
+        <w:widowControl/>
+        <w:suppressLineNumbers w:val="0"/>
+        <w:pBdr>
+          <w:top w:val="none" w:color="auto" w:sz="0" w:space="0"/>
+          <w:left w:val="none" w:color="auto" w:sz="0" w:space="0"/>
+          <w:bottom w:val="none" w:color="auto" w:sz="0" w:space="0"/>
+          <w:right w:val="none" w:color="auto" w:sz="0" w:space="0"/>
+        </w:pBdr>
+        <w:jc w:val="left"/>
+        <w:rPr>
+          <w:rFonts w:ascii="Consolas" w:hAnsi="Consolas" w:eastAsia="Consolas" w:cs="Consolas"/>
+          <w:b w:val="0"/>
+          <w:bCs w:val="0"/>
+          <w:i w:val="0"/>
+          <w:iCs w:val="0"/>
+          <w:sz w:val="28"/>
+          <w:szCs w:val="28"/>
+        </w:rPr>
+      </w:pPr>
+      <w:r>
+        <w:rPr>
+          <w:rFonts w:hint="default" w:ascii="Consolas" w:hAnsi="Consolas" w:eastAsia="Consolas" w:cs="Consolas"/>
+          <w:b w:val="0"/>
+          <w:bCs w:val="0"/>
+          <w:i w:val="0"/>
+          <w:iCs w:val="0"/>
+          <w:kern w:val="0"/>
+          <w:sz w:val="28"/>
+          <w:szCs w:val="28"/>
+          <w:bdr w:val="none" w:color="auto" w:sz="0" w:space="0"/>
+          <w:lang w:val="en-US" w:eastAsia="zh-CN" w:bidi="ar"/>
+        </w:rPr>
+        <w:t>f=@(x)polyval(p,x);</w:t>
+      </w:r>
+    </w:p>
+    <w:p>
+      <w:pPr>
+        <w:rPr>
+          <w:rFonts w:hint="default"/>
+          <w:lang w:val="en-US" w:eastAsia="zh-CN"/>
+        </w:rPr>
+      </w:pPr>
+      <w:r>
+        <w:rPr>
+          <w:rFonts w:hint="eastAsia"/>
+          <w:lang w:val="en-US" w:eastAsia="zh-CN"/>
+        </w:rPr>
+        <w:t>来进行还原sym函数</w:t>
+      </w:r>
+    </w:p>
+    <w:p>
+      <w:pPr>
+        <w:rPr>
+          <w:rFonts w:hint="default"/>
+          <w:lang w:val="en-US" w:eastAsia="zh-CN"/>
+        </w:rPr>
+      </w:pPr>
+    </w:p>
+    <w:p>
+      <w:pPr>
+        <w:rPr>
+          <w:rFonts w:hint="default"/>
+          <w:lang w:val="en-US" w:eastAsia="zh-CN"/>
+        </w:rPr>
+      </w:pPr>
+      <w:r>
+        <w:rPr>
+          <w:rFonts w:hint="eastAsia"/>
+          <w:lang w:val="en-US" w:eastAsia="zh-CN"/>
+        </w:rPr>
+        <w:t>求积分</w:t>
+      </w:r>
       <w:bookmarkStart w:id="0" w:name="_GoBack"/>
       <w:bookmarkEnd w:id="0"/>
     </w:p>
     <w:p>
       <w:pPr>
-        <w:rPr>
-          <w:rFonts w:hint="eastAsia"/>
-          <w:lang w:val="en-US" w:eastAsia="zh-CN"/>
-        </w:rPr>
-      </w:pPr>
-    </w:p>
-    <w:p>
-      <w:pPr>
-        <w:rPr>
-          <w:rFonts w:hint="eastAsia"/>
+        <w:keepNext w:val="0"/>
+        <w:keepLines w:val="0"/>
+        <w:widowControl/>
+        <w:suppressLineNumbers w:val="0"/>
+        <w:pBdr>
+          <w:top w:val="none" w:color="auto" w:sz="0" w:space="0"/>
+          <w:left w:val="none" w:color="auto" w:sz="0" w:space="0"/>
+          <w:bottom w:val="none" w:color="auto" w:sz="0" w:space="0"/>
+          <w:right w:val="none" w:color="auto" w:sz="0" w:space="0"/>
+        </w:pBdr>
+        <w:jc w:val="left"/>
+        <w:rPr>
+          <w:rFonts w:ascii="Consolas" w:hAnsi="Consolas" w:eastAsia="Consolas" w:cs="Consolas"/>
+          <w:b w:val="0"/>
+          <w:bCs w:val="0"/>
+          <w:i w:val="0"/>
+          <w:iCs w:val="0"/>
+          <w:sz w:val="28"/>
+          <w:szCs w:val="28"/>
+        </w:rPr>
+      </w:pPr>
+      <w:r>
+        <w:rPr>
+          <w:rFonts w:hint="eastAsia" w:ascii="Consolas" w:hAnsi="Consolas" w:eastAsia="Consolas" w:cs="Consolas"/>
+          <w:b w:val="0"/>
+          <w:bCs w:val="0"/>
+          <w:i w:val="0"/>
+          <w:iCs w:val="0"/>
+          <w:kern w:val="0"/>
+          <w:sz w:val="28"/>
+          <w:szCs w:val="28"/>
+          <w:bdr w:val="none" w:color="auto" w:sz="0" w:space="0"/>
+          <w:lang w:val="en-US" w:eastAsia="zh-CN" w:bidi="ar"/>
+        </w:rPr>
+        <w:t>c</w:t>
+      </w:r>
+      <w:r>
+        <w:rPr>
+          <w:rFonts w:hint="default" w:ascii="Consolas" w:hAnsi="Consolas" w:eastAsia="Consolas" w:cs="Consolas"/>
+          <w:b w:val="0"/>
+          <w:bCs w:val="0"/>
+          <w:i w:val="0"/>
+          <w:iCs w:val="0"/>
+          <w:kern w:val="0"/>
+          <w:sz w:val="28"/>
+          <w:szCs w:val="28"/>
+          <w:bdr w:val="none" w:color="auto" w:sz="0" w:space="0"/>
+          <w:lang w:val="en-US" w:eastAsia="zh-CN" w:bidi="ar"/>
+        </w:rPr>
+        <w:t>lc;clear;</w:t>
+      </w:r>
+    </w:p>
+    <w:p>
+      <w:pPr>
+        <w:keepNext w:val="0"/>
+        <w:keepLines w:val="0"/>
+        <w:widowControl/>
+        <w:suppressLineNumbers w:val="0"/>
+        <w:pBdr>
+          <w:top w:val="none" w:color="auto" w:sz="0" w:space="0"/>
+          <w:left w:val="none" w:color="auto" w:sz="0" w:space="0"/>
+          <w:bottom w:val="none" w:color="auto" w:sz="0" w:space="0"/>
+          <w:right w:val="none" w:color="auto" w:sz="0" w:space="0"/>
+        </w:pBdr>
+        <w:jc w:val="left"/>
+        <w:rPr>
+          <w:rFonts w:hint="default" w:ascii="Consolas" w:hAnsi="Consolas" w:eastAsia="Consolas" w:cs="Consolas"/>
+          <w:b w:val="0"/>
+          <w:bCs w:val="0"/>
+          <w:i w:val="0"/>
+          <w:iCs w:val="0"/>
+          <w:sz w:val="28"/>
+          <w:szCs w:val="28"/>
+        </w:rPr>
+      </w:pPr>
+      <w:r>
+        <w:rPr>
+          <w:rFonts w:hint="default" w:ascii="Consolas" w:hAnsi="Consolas" w:eastAsia="Consolas" w:cs="Consolas"/>
+          <w:b w:val="0"/>
+          <w:bCs w:val="0"/>
+          <w:i w:val="0"/>
+          <w:iCs w:val="0"/>
+          <w:kern w:val="0"/>
+          <w:sz w:val="28"/>
+          <w:szCs w:val="28"/>
+          <w:bdr w:val="none" w:color="auto" w:sz="0" w:space="0"/>
+          <w:lang w:val="en-US" w:eastAsia="zh-CN" w:bidi="ar"/>
+        </w:rPr>
+        <w:t>f=@(x)(x.*log(x));</w:t>
+      </w:r>
+    </w:p>
+    <w:p>
+      <w:pPr>
+        <w:keepNext w:val="0"/>
+        <w:keepLines w:val="0"/>
+        <w:widowControl/>
+        <w:suppressLineNumbers w:val="0"/>
+        <w:pBdr>
+          <w:top w:val="none" w:color="auto" w:sz="0" w:space="0"/>
+          <w:left w:val="none" w:color="auto" w:sz="0" w:space="0"/>
+          <w:bottom w:val="none" w:color="auto" w:sz="0" w:space="0"/>
+          <w:right w:val="none" w:color="auto" w:sz="0" w:space="0"/>
+        </w:pBdr>
+        <w:jc w:val="left"/>
+        <w:rPr>
+          <w:rFonts w:hint="default" w:ascii="Consolas" w:hAnsi="Consolas" w:eastAsia="Consolas" w:cs="Consolas"/>
+          <w:b w:val="0"/>
+          <w:bCs w:val="0"/>
+          <w:i w:val="0"/>
+          <w:iCs w:val="0"/>
+          <w:sz w:val="28"/>
+          <w:szCs w:val="28"/>
+        </w:rPr>
+      </w:pPr>
+      <w:r>
+        <w:rPr>
+          <w:rFonts w:hint="default" w:ascii="Consolas" w:hAnsi="Consolas" w:eastAsia="Consolas" w:cs="Consolas"/>
+          <w:b w:val="0"/>
+          <w:bCs w:val="0"/>
+          <w:i w:val="0"/>
+          <w:iCs w:val="0"/>
+          <w:kern w:val="0"/>
+          <w:sz w:val="28"/>
+          <w:szCs w:val="28"/>
+          <w:bdr w:val="none" w:color="auto" w:sz="0" w:space="0"/>
+          <w:lang w:val="en-US" w:eastAsia="zh-CN" w:bidi="ar"/>
+        </w:rPr>
+        <w:t>res=integral(f,1,exp(1));</w:t>
+      </w:r>
+    </w:p>
+    <w:p>
+      <w:pPr>
+        <w:rPr>
+          <w:rFonts w:hint="default"/>
+          <w:lang w:val="en-US" w:eastAsia="zh-CN"/>
+        </w:rPr>
+      </w:pPr>
+    </w:p>
+    <w:p>
+      <w:pPr>
+        <w:rPr>
+          <w:rFonts w:hint="eastAsia"/>
+          <w:lang w:val="en-US" w:eastAsia="zh-CN"/>
+        </w:rPr>
+      </w:pPr>
+    </w:p>
+    <w:p>
+      <w:pPr>
+        <w:rPr>
+          <w:rFonts w:hint="eastAsia"/>
+          <w:lang w:val="en-US" w:eastAsia="zh-CN"/>
+        </w:rPr>
+      </w:pPr>
+    </w:p>
+    <w:p>
+      <w:pPr>
+        <w:rPr>
+          <w:rFonts w:hint="eastAsia"/>
+          <w:lang w:val="en-US" w:eastAsia="zh-CN"/>
+        </w:rPr>
+      </w:pPr>
+    </w:p>
+    <w:p>
+      <w:pPr>
+        <w:rPr>
+          <w:rFonts w:hint="default"/>
           <w:lang w:val="en-US" w:eastAsia="zh-CN"/>
         </w:rPr>
       </w:pPr>

--- a/2021.docx
+++ b/2021.docx
@@ -1415,10 +1415,7 @@
         </w:drawing>
       </w:r>
     </w:p>
-    <w:p>
-      <w:bookmarkStart w:id="0" w:name="_GoBack"/>
-      <w:bookmarkEnd w:id="0"/>
-    </w:p>
+    <w:p/>
     <w:p>
       <w:pPr>
         <w:keepNext w:val="0"/>
@@ -1452,7 +1449,6 @@
           <w:kern w:val="0"/>
           <w:sz w:val="28"/>
           <w:szCs w:val="28"/>
-          <w:bdr w:val="none" w:color="auto" w:sz="0" w:space="0"/>
           <w:lang w:val="en-US" w:eastAsia="zh-CN" w:bidi="ar"/>
         </w:rPr>
         <w:t>clc;clear;</w:t>
@@ -1491,7 +1487,6 @@
           <w:kern w:val="0"/>
           <w:sz w:val="28"/>
           <w:szCs w:val="28"/>
-          <w:bdr w:val="none" w:color="auto" w:sz="0" w:space="0"/>
           <w:lang w:val="en-US" w:eastAsia="zh-CN" w:bidi="ar"/>
         </w:rPr>
         <w:t>t=0:0.1:2;</w:t>
@@ -1530,7 +1525,6 @@
           <w:kern w:val="0"/>
           <w:sz w:val="28"/>
           <w:szCs w:val="28"/>
-          <w:bdr w:val="none" w:color="auto" w:sz="0" w:space="0"/>
           <w:lang w:val="en-US" w:eastAsia="zh-CN" w:bidi="ar"/>
         </w:rPr>
         <w:t>tspan=[0 2]</w:t>
@@ -1593,7 +1587,6 @@
           <w:kern w:val="0"/>
           <w:sz w:val="28"/>
           <w:szCs w:val="28"/>
-          <w:bdr w:val="none" w:color="auto" w:sz="0" w:space="0"/>
           <w:lang w:val="en-US" w:eastAsia="zh-CN" w:bidi="ar"/>
         </w:rPr>
         <w:t>f=@(t,x)[2*x(2);-0.5*x(1)];</w:t>
@@ -1632,7 +1625,6 @@
           <w:kern w:val="0"/>
           <w:sz w:val="28"/>
           <w:szCs w:val="28"/>
-          <w:bdr w:val="none" w:color="auto" w:sz="0" w:space="0"/>
           <w:lang w:val="en-US" w:eastAsia="zh-CN" w:bidi="ar"/>
         </w:rPr>
         <w:t>ode45(f,tspan,[1; 1]);</w:t>
@@ -1657,6 +1649,255 @@
           <w:bCs w:val="0"/>
           <w:i w:val="0"/>
           <w:iCs w:val="0"/>
+          <w:kern w:val="0"/>
+          <w:sz w:val="28"/>
+          <w:szCs w:val="28"/>
+          <w:lang w:val="en-US" w:eastAsia="zh-CN" w:bidi="ar"/>
+        </w:rPr>
+      </w:pPr>
+      <w:r>
+        <w:rPr>
+          <w:rFonts w:hint="default" w:ascii="Consolas" w:hAnsi="Consolas" w:eastAsia="Consolas" w:cs="Consolas"/>
+          <w:b w:val="0"/>
+          <w:bCs w:val="0"/>
+          <w:i w:val="0"/>
+          <w:iCs w:val="0"/>
+          <w:kern w:val="0"/>
+          <w:sz w:val="28"/>
+          <w:szCs w:val="28"/>
+          <w:lang w:val="en-US" w:eastAsia="zh-CN" w:bidi="ar"/>
+        </w:rPr>
+        <w:t>legend(</w:t>
+      </w:r>
+      <w:r>
+        <w:rPr>
+          <w:rFonts w:hint="default" w:ascii="Consolas" w:hAnsi="Consolas" w:eastAsia="Consolas" w:cs="Consolas"/>
+          <w:b w:val="0"/>
+          <w:bCs w:val="0"/>
+          <w:i w:val="0"/>
+          <w:iCs w:val="0"/>
+          <w:color w:val="A709F5"/>
+          <w:kern w:val="0"/>
+          <w:sz w:val="28"/>
+          <w:szCs w:val="28"/>
+          <w:lang w:val="en-US" w:eastAsia="zh-CN" w:bidi="ar"/>
+        </w:rPr>
+        <w:t>"x(1)"</w:t>
+      </w:r>
+      <w:r>
+        <w:rPr>
+          <w:rFonts w:hint="default" w:ascii="Consolas" w:hAnsi="Consolas" w:eastAsia="Consolas" w:cs="Consolas"/>
+          <w:b w:val="0"/>
+          <w:bCs w:val="0"/>
+          <w:i w:val="0"/>
+          <w:iCs w:val="0"/>
+          <w:kern w:val="0"/>
+          <w:sz w:val="28"/>
+          <w:szCs w:val="28"/>
+          <w:lang w:val="en-US" w:eastAsia="zh-CN" w:bidi="ar"/>
+        </w:rPr>
+        <w:t>,</w:t>
+      </w:r>
+      <w:r>
+        <w:rPr>
+          <w:rFonts w:hint="default" w:ascii="Consolas" w:hAnsi="Consolas" w:eastAsia="Consolas" w:cs="Consolas"/>
+          <w:b w:val="0"/>
+          <w:bCs w:val="0"/>
+          <w:i w:val="0"/>
+          <w:iCs w:val="0"/>
+          <w:color w:val="A709F5"/>
+          <w:kern w:val="0"/>
+          <w:sz w:val="28"/>
+          <w:szCs w:val="28"/>
+          <w:lang w:val="en-US" w:eastAsia="zh-CN" w:bidi="ar"/>
+        </w:rPr>
+        <w:t>"x(2)"</w:t>
+      </w:r>
+      <w:r>
+        <w:rPr>
+          <w:rFonts w:hint="default" w:ascii="Consolas" w:hAnsi="Consolas" w:eastAsia="Consolas" w:cs="Consolas"/>
+          <w:b w:val="0"/>
+          <w:bCs w:val="0"/>
+          <w:i w:val="0"/>
+          <w:iCs w:val="0"/>
+          <w:kern w:val="0"/>
+          <w:sz w:val="28"/>
+          <w:szCs w:val="28"/>
+          <w:lang w:val="en-US" w:eastAsia="zh-CN" w:bidi="ar"/>
+        </w:rPr>
+        <w:t>)</w:t>
+      </w:r>
+    </w:p>
+    <w:p>
+      <w:pPr>
+        <w:rPr>
+          <w:rFonts w:hint="default" w:ascii="Consolas" w:hAnsi="Consolas" w:eastAsia="Consolas" w:cs="Consolas"/>
+          <w:b w:val="0"/>
+          <w:bCs w:val="0"/>
+          <w:i w:val="0"/>
+          <w:iCs w:val="0"/>
+          <w:kern w:val="0"/>
+          <w:sz w:val="28"/>
+          <w:szCs w:val="28"/>
+          <w:lang w:val="en-US" w:eastAsia="zh-CN" w:bidi="ar"/>
+        </w:rPr>
+      </w:pPr>
+      <w:r>
+        <w:rPr>
+          <w:rFonts w:hint="default" w:ascii="Consolas" w:hAnsi="Consolas" w:eastAsia="Consolas" w:cs="Consolas"/>
+          <w:b w:val="0"/>
+          <w:bCs w:val="0"/>
+          <w:i w:val="0"/>
+          <w:iCs w:val="0"/>
+          <w:kern w:val="0"/>
+          <w:sz w:val="28"/>
+          <w:szCs w:val="28"/>
+          <w:lang w:val="en-US" w:eastAsia="zh-CN" w:bidi="ar"/>
+        </w:rPr>
+        <w:br w:type="page"/>
+      </w:r>
+    </w:p>
+    <w:p>
+      <w:pPr>
+        <w:keepNext w:val="0"/>
+        <w:keepLines w:val="0"/>
+        <w:widowControl/>
+        <w:suppressLineNumbers w:val="0"/>
+        <w:pBdr>
+          <w:top w:val="none" w:color="auto" w:sz="0" w:space="0"/>
+          <w:left w:val="none" w:color="auto" w:sz="0" w:space="0"/>
+          <w:bottom w:val="none" w:color="auto" w:sz="0" w:space="0"/>
+          <w:right w:val="none" w:color="auto" w:sz="0" w:space="0"/>
+        </w:pBdr>
+        <w:jc w:val="left"/>
+        <w:rPr>
+          <w:rFonts w:hint="eastAsia" w:ascii="Consolas" w:hAnsi="Consolas" w:eastAsia="Consolas" w:cs="Consolas"/>
+          <w:b w:val="0"/>
+          <w:bCs w:val="0"/>
+          <w:i w:val="0"/>
+          <w:iCs w:val="0"/>
+          <w:kern w:val="0"/>
+          <w:sz w:val="28"/>
+          <w:szCs w:val="28"/>
+          <w:lang w:val="en-US" w:eastAsia="zh-CN" w:bidi="ar"/>
+        </w:rPr>
+      </w:pPr>
+      <w:bookmarkStart w:id="0" w:name="_GoBack"/>
+      <w:r>
+        <w:rPr>
+          <w:rFonts w:hint="eastAsia" w:ascii="Consolas" w:hAnsi="Consolas" w:eastAsia="Consolas" w:cs="Consolas"/>
+          <w:b w:val="0"/>
+          <w:bCs w:val="0"/>
+          <w:i w:val="0"/>
+          <w:iCs w:val="0"/>
+          <w:kern w:val="0"/>
+          <w:sz w:val="28"/>
+          <w:szCs w:val="28"/>
+          <w:lang w:val="en-US" w:eastAsia="zh-CN" w:bidi="ar"/>
+        </w:rPr>
+        <w:t xml:space="preserve">2016 </w:t>
+      </w:r>
+    </w:p>
+    <w:bookmarkEnd w:id="0"/>
+    <w:p>
+      <w:pPr>
+        <w:keepNext w:val="0"/>
+        <w:keepLines w:val="0"/>
+        <w:widowControl/>
+        <w:suppressLineNumbers w:val="0"/>
+        <w:pBdr>
+          <w:top w:val="none" w:color="auto" w:sz="0" w:space="0"/>
+          <w:left w:val="none" w:color="auto" w:sz="0" w:space="0"/>
+          <w:bottom w:val="none" w:color="auto" w:sz="0" w:space="0"/>
+          <w:right w:val="none" w:color="auto" w:sz="0" w:space="0"/>
+        </w:pBdr>
+        <w:jc w:val="left"/>
+        <w:rPr>
+          <w:rFonts w:hint="eastAsia" w:ascii="Consolas" w:hAnsi="Consolas" w:eastAsia="Consolas" w:cs="Consolas"/>
+          <w:b w:val="0"/>
+          <w:bCs w:val="0"/>
+          <w:i w:val="0"/>
+          <w:iCs w:val="0"/>
+          <w:kern w:val="0"/>
+          <w:sz w:val="28"/>
+          <w:szCs w:val="28"/>
+          <w:lang w:val="en-US" w:eastAsia="zh-CN" w:bidi="ar"/>
+        </w:rPr>
+      </w:pPr>
+      <w:r>
+        <w:rPr>
+          <w:rFonts w:hint="eastAsia" w:ascii="Consolas" w:hAnsi="Consolas" w:eastAsia="Consolas" w:cs="Consolas"/>
+          <w:b w:val="0"/>
+          <w:bCs w:val="0"/>
+          <w:i w:val="0"/>
+          <w:iCs w:val="0"/>
+          <w:kern w:val="0"/>
+          <w:sz w:val="28"/>
+          <w:szCs w:val="28"/>
+          <w:lang w:val="en-US" w:eastAsia="zh-CN" w:bidi="ar"/>
+        </w:rPr>
+        <w:t>行列式det</w:t>
+      </w:r>
+    </w:p>
+    <w:p>
+      <w:pPr>
+        <w:keepNext w:val="0"/>
+        <w:keepLines w:val="0"/>
+        <w:widowControl/>
+        <w:suppressLineNumbers w:val="0"/>
+        <w:pBdr>
+          <w:top w:val="none" w:color="auto" w:sz="0" w:space="0"/>
+          <w:left w:val="none" w:color="auto" w:sz="0" w:space="0"/>
+          <w:bottom w:val="none" w:color="auto" w:sz="0" w:space="0"/>
+          <w:right w:val="none" w:color="auto" w:sz="0" w:space="0"/>
+        </w:pBdr>
+        <w:jc w:val="left"/>
+        <w:rPr>
+          <w:rFonts w:hint="eastAsia" w:ascii="Consolas" w:hAnsi="Consolas" w:eastAsia="Consolas" w:cs="Consolas"/>
+          <w:b w:val="0"/>
+          <w:bCs w:val="0"/>
+          <w:i w:val="0"/>
+          <w:iCs w:val="0"/>
+          <w:kern w:val="0"/>
+          <w:sz w:val="28"/>
+          <w:szCs w:val="28"/>
+          <w:lang w:val="en-US" w:eastAsia="zh-CN" w:bidi="ar"/>
+        </w:rPr>
+      </w:pPr>
+      <w:r>
+        <w:rPr>
+          <w:rFonts w:hint="eastAsia" w:ascii="Consolas" w:hAnsi="Consolas" w:eastAsia="Consolas" w:cs="Consolas"/>
+          <w:b w:val="0"/>
+          <w:bCs w:val="0"/>
+          <w:i w:val="0"/>
+          <w:iCs w:val="0"/>
+          <w:kern w:val="0"/>
+          <w:sz w:val="28"/>
+          <w:szCs w:val="28"/>
+          <w:lang w:val="en-US" w:eastAsia="zh-CN" w:bidi="ar"/>
+        </w:rPr>
+        <w:t>不定积分int</w:t>
+      </w:r>
+    </w:p>
+    <w:p>
+      <w:pPr>
+        <w:keepNext w:val="0"/>
+        <w:keepLines w:val="0"/>
+        <w:widowControl/>
+        <w:suppressLineNumbers w:val="0"/>
+        <w:pBdr>
+          <w:top w:val="none" w:color="auto" w:sz="0" w:space="0"/>
+          <w:left w:val="none" w:color="auto" w:sz="0" w:space="0"/>
+          <w:bottom w:val="none" w:color="auto" w:sz="0" w:space="0"/>
+          <w:right w:val="none" w:color="auto" w:sz="0" w:space="0"/>
+        </w:pBdr>
+        <w:jc w:val="left"/>
+        <w:rPr>
+          <w:rFonts w:ascii="Consolas" w:hAnsi="Consolas" w:eastAsia="Consolas" w:cs="Consolas"/>
+          <w:b w:val="0"/>
+          <w:bCs w:val="0"/>
+          <w:i w:val="0"/>
+          <w:iCs w:val="0"/>
           <w:sz w:val="28"/>
           <w:szCs w:val="28"/>
         </w:rPr>
@@ -1674,7 +1915,46 @@
           <w:bdr w:val="none" w:color="auto" w:sz="0" w:space="0"/>
           <w:lang w:val="en-US" w:eastAsia="zh-CN" w:bidi="ar"/>
         </w:rPr>
-        <w:t>legend(</w:t>
+        <w:t>clc;clear;</w:t>
+      </w:r>
+    </w:p>
+    <w:p>
+      <w:pPr>
+        <w:keepNext w:val="0"/>
+        <w:keepLines w:val="0"/>
+        <w:widowControl/>
+        <w:suppressLineNumbers w:val="0"/>
+        <w:pBdr>
+          <w:top w:val="none" w:color="auto" w:sz="0" w:space="0"/>
+          <w:left w:val="none" w:color="auto" w:sz="0" w:space="0"/>
+          <w:bottom w:val="none" w:color="auto" w:sz="0" w:space="0"/>
+          <w:right w:val="none" w:color="auto" w:sz="0" w:space="0"/>
+        </w:pBdr>
+        <w:jc w:val="left"/>
+        <w:rPr>
+          <w:rFonts w:hint="default" w:ascii="Consolas" w:hAnsi="Consolas" w:eastAsia="Consolas" w:cs="Consolas"/>
+          <w:b w:val="0"/>
+          <w:bCs w:val="0"/>
+          <w:i w:val="0"/>
+          <w:iCs w:val="0"/>
+          <w:sz w:val="28"/>
+          <w:szCs w:val="28"/>
+        </w:rPr>
+      </w:pPr>
+      <w:r>
+        <w:rPr>
+          <w:rFonts w:hint="default" w:ascii="Consolas" w:hAnsi="Consolas" w:eastAsia="Consolas" w:cs="Consolas"/>
+          <w:b w:val="0"/>
+          <w:bCs w:val="0"/>
+          <w:i w:val="0"/>
+          <w:iCs w:val="0"/>
+          <w:kern w:val="0"/>
+          <w:sz w:val="28"/>
+          <w:szCs w:val="28"/>
+          <w:bdr w:val="none" w:color="auto" w:sz="0" w:space="0"/>
+          <w:lang w:val="en-US" w:eastAsia="zh-CN" w:bidi="ar"/>
+        </w:rPr>
+        <w:t xml:space="preserve">syms </w:t>
       </w:r>
       <w:r>
         <w:rPr>
@@ -1690,7 +1970,7 @@
           <w:bdr w:val="none" w:color="auto" w:sz="0" w:space="0"/>
           <w:lang w:val="en-US" w:eastAsia="zh-CN" w:bidi="ar"/>
         </w:rPr>
-        <w:t>"x(1)"</w:t>
+        <w:t>x</w:t>
       </w:r>
       <w:r>
         <w:rPr>
@@ -1705,24 +1985,71 @@
           <w:bdr w:val="none" w:color="auto" w:sz="0" w:space="0"/>
           <w:lang w:val="en-US" w:eastAsia="zh-CN" w:bidi="ar"/>
         </w:rPr>
-        <w:t>,</w:t>
-      </w:r>
-      <w:r>
-        <w:rPr>
-          <w:rFonts w:hint="default" w:ascii="Consolas" w:hAnsi="Consolas" w:eastAsia="Consolas" w:cs="Consolas"/>
-          <w:b w:val="0"/>
-          <w:bCs w:val="0"/>
-          <w:i w:val="0"/>
-          <w:iCs w:val="0"/>
-          <w:color w:val="A709F5"/>
+        <w:t>;</w:t>
+      </w:r>
+    </w:p>
+    <w:p>
+      <w:pPr>
+        <w:keepNext w:val="0"/>
+        <w:keepLines w:val="0"/>
+        <w:widowControl/>
+        <w:suppressLineNumbers w:val="0"/>
+        <w:pBdr>
+          <w:top w:val="none" w:color="auto" w:sz="0" w:space="0"/>
+          <w:left w:val="none" w:color="auto" w:sz="0" w:space="0"/>
+          <w:bottom w:val="none" w:color="auto" w:sz="0" w:space="0"/>
+          <w:right w:val="none" w:color="auto" w:sz="0" w:space="0"/>
+        </w:pBdr>
+        <w:jc w:val="left"/>
+        <w:rPr>
+          <w:rFonts w:hint="default" w:ascii="Consolas" w:hAnsi="Consolas" w:eastAsia="Consolas" w:cs="Consolas"/>
+          <w:b w:val="0"/>
+          <w:bCs w:val="0"/>
+          <w:i w:val="0"/>
+          <w:iCs w:val="0"/>
+          <w:sz w:val="28"/>
+          <w:szCs w:val="28"/>
+        </w:rPr>
+      </w:pPr>
+      <w:r>
+        <w:rPr>
+          <w:rFonts w:hint="default" w:ascii="Consolas" w:hAnsi="Consolas" w:eastAsia="Consolas" w:cs="Consolas"/>
+          <w:b w:val="0"/>
+          <w:bCs w:val="0"/>
+          <w:i w:val="0"/>
+          <w:iCs w:val="0"/>
           <w:kern w:val="0"/>
           <w:sz w:val="28"/>
           <w:szCs w:val="28"/>
           <w:bdr w:val="none" w:color="auto" w:sz="0" w:space="0"/>
           <w:lang w:val="en-US" w:eastAsia="zh-CN" w:bidi="ar"/>
         </w:rPr>
-        <w:t>"x(2)"</w:t>
-      </w:r>
+        <w:t>y=x*(log(x)+1/2);</w:t>
+      </w:r>
+    </w:p>
+    <w:p>
+      <w:pPr>
+        <w:keepNext w:val="0"/>
+        <w:keepLines w:val="0"/>
+        <w:widowControl/>
+        <w:suppressLineNumbers w:val="0"/>
+        <w:pBdr>
+          <w:top w:val="none" w:color="auto" w:sz="0" w:space="0"/>
+          <w:left w:val="none" w:color="auto" w:sz="0" w:space="0"/>
+          <w:bottom w:val="none" w:color="auto" w:sz="0" w:space="0"/>
+          <w:right w:val="none" w:color="auto" w:sz="0" w:space="0"/>
+        </w:pBdr>
+        <w:jc w:val="left"/>
+        <w:rPr>
+          <w:rFonts w:hint="default" w:ascii="Consolas" w:hAnsi="Consolas" w:eastAsia="Consolas" w:cs="Consolas"/>
+          <w:b w:val="0"/>
+          <w:bCs w:val="0"/>
+          <w:i w:val="0"/>
+          <w:iCs w:val="0"/>
+          <w:sz w:val="28"/>
+          <w:szCs w:val="28"/>
+        </w:rPr>
+      </w:pPr>
       <w:r>
         <w:rPr>
           <w:rFonts w:hint="default" w:ascii="Consolas" w:hAnsi="Consolas" w:eastAsia="Consolas" w:cs="Consolas"/>
@@ -1736,8 +2063,113 @@
           <w:bdr w:val="none" w:color="auto" w:sz="0" w:space="0"/>
           <w:lang w:val="en-US" w:eastAsia="zh-CN" w:bidi="ar"/>
         </w:rPr>
-        <w:t>)</w:t>
-      </w:r>
+        <w:t>ff=int(y);</w:t>
+      </w:r>
+    </w:p>
+    <w:p>
+      <w:pPr>
+        <w:keepNext w:val="0"/>
+        <w:keepLines w:val="0"/>
+        <w:widowControl/>
+        <w:suppressLineNumbers w:val="0"/>
+        <w:pBdr>
+          <w:top w:val="none" w:color="auto" w:sz="0" w:space="0"/>
+          <w:left w:val="none" w:color="auto" w:sz="0" w:space="0"/>
+          <w:bottom w:val="none" w:color="auto" w:sz="0" w:space="0"/>
+          <w:right w:val="none" w:color="auto" w:sz="0" w:space="0"/>
+        </w:pBdr>
+        <w:jc w:val="left"/>
+        <w:rPr>
+          <w:rFonts w:hint="eastAsia" w:ascii="Consolas" w:hAnsi="Consolas" w:eastAsia="Consolas" w:cs="Consolas"/>
+          <w:b w:val="0"/>
+          <w:bCs w:val="0"/>
+          <w:i w:val="0"/>
+          <w:iCs w:val="0"/>
+          <w:kern w:val="0"/>
+          <w:sz w:val="28"/>
+          <w:szCs w:val="28"/>
+          <w:lang w:val="en-US" w:eastAsia="zh-CN" w:bidi="ar"/>
+        </w:rPr>
+      </w:pPr>
+      <w:r>
+        <w:rPr>
+          <w:rFonts w:hint="eastAsia" w:ascii="Consolas" w:hAnsi="Consolas" w:eastAsia="Consolas" w:cs="Consolas"/>
+          <w:b w:val="0"/>
+          <w:bCs w:val="0"/>
+          <w:i w:val="0"/>
+          <w:iCs w:val="0"/>
+          <w:kern w:val="0"/>
+          <w:sz w:val="28"/>
+          <w:szCs w:val="28"/>
+          <w:lang w:val="en-US" w:eastAsia="zh-CN" w:bidi="ar"/>
+        </w:rPr>
+        <w:t>求和可以使用symsum</w:t>
+      </w:r>
+    </w:p>
+    <w:p>
+      <w:pPr>
+        <w:keepNext w:val="0"/>
+        <w:keepLines w:val="0"/>
+        <w:widowControl/>
+        <w:suppressLineNumbers w:val="0"/>
+        <w:pBdr>
+          <w:top w:val="none" w:color="auto" w:sz="0" w:space="0"/>
+          <w:left w:val="none" w:color="auto" w:sz="0" w:space="0"/>
+          <w:bottom w:val="none" w:color="auto" w:sz="0" w:space="0"/>
+          <w:right w:val="none" w:color="auto" w:sz="0" w:space="0"/>
+        </w:pBdr>
+        <w:jc w:val="left"/>
+        <w:rPr>
+          <w:rFonts w:ascii="Consolas" w:hAnsi="Consolas" w:eastAsia="Consolas" w:cs="Consolas"/>
+          <w:b w:val="0"/>
+          <w:bCs w:val="0"/>
+          <w:i w:val="0"/>
+          <w:iCs w:val="0"/>
+          <w:sz w:val="28"/>
+          <w:szCs w:val="28"/>
+        </w:rPr>
+      </w:pPr>
+      <w:r>
+        <w:rPr>
+          <w:rFonts w:hint="default" w:ascii="Consolas" w:hAnsi="Consolas" w:eastAsia="Consolas" w:cs="Consolas"/>
+          <w:b w:val="0"/>
+          <w:bCs w:val="0"/>
+          <w:i w:val="0"/>
+          <w:iCs w:val="0"/>
+          <w:kern w:val="0"/>
+          <w:sz w:val="28"/>
+          <w:szCs w:val="28"/>
+          <w:bdr w:val="none" w:color="auto" w:sz="0" w:space="0"/>
+          <w:lang w:val="en-US" w:eastAsia="zh-CN" w:bidi="ar"/>
+        </w:rPr>
+        <w:t>res2 = symsum((2*n-1)/2^n,n,1,inf);</w:t>
+      </w:r>
+    </w:p>
+    <w:p>
+      <w:pPr>
+        <w:keepNext w:val="0"/>
+        <w:keepLines w:val="0"/>
+        <w:widowControl/>
+        <w:suppressLineNumbers w:val="0"/>
+        <w:pBdr>
+          <w:top w:val="none" w:color="auto" w:sz="0" w:space="0"/>
+          <w:left w:val="none" w:color="auto" w:sz="0" w:space="0"/>
+          <w:bottom w:val="none" w:color="auto" w:sz="0" w:space="0"/>
+          <w:right w:val="none" w:color="auto" w:sz="0" w:space="0"/>
+        </w:pBdr>
+        <w:jc w:val="left"/>
+        <w:rPr>
+          <w:rFonts w:hint="default" w:ascii="Consolas" w:hAnsi="Consolas" w:eastAsia="Consolas" w:cs="Consolas"/>
+          <w:b w:val="0"/>
+          <w:bCs w:val="0"/>
+          <w:i w:val="0"/>
+          <w:iCs w:val="0"/>
+          <w:kern w:val="0"/>
+          <w:sz w:val="28"/>
+          <w:szCs w:val="28"/>
+          <w:lang w:val="en-US" w:eastAsia="zh-CN" w:bidi="ar"/>
+        </w:rPr>
+      </w:pPr>
     </w:p>
     <w:p/>
     <w:p/>

--- a/2021.docx
+++ b/2021.docx
@@ -1782,7 +1782,6 @@
           <w:lang w:val="en-US" w:eastAsia="zh-CN" w:bidi="ar"/>
         </w:rPr>
       </w:pPr>
-      <w:bookmarkStart w:id="0" w:name="_GoBack"/>
       <w:r>
         <w:rPr>
           <w:rFonts w:hint="eastAsia" w:ascii="Consolas" w:hAnsi="Consolas" w:eastAsia="Consolas" w:cs="Consolas"/>
@@ -1798,7 +1797,6 @@
         <w:t xml:space="preserve">2016 </w:t>
       </w:r>
     </w:p>
-    <w:bookmarkEnd w:id="0"/>
     <w:p>
       <w:pPr>
         <w:keepNext w:val="0"/>
@@ -1912,7 +1910,6 @@
           <w:kern w:val="0"/>
           <w:sz w:val="28"/>
           <w:szCs w:val="28"/>
-          <w:bdr w:val="none" w:color="auto" w:sz="0" w:space="0"/>
           <w:lang w:val="en-US" w:eastAsia="zh-CN" w:bidi="ar"/>
         </w:rPr>
         <w:t>clc;clear;</w:t>
@@ -1951,7 +1948,6 @@
           <w:kern w:val="0"/>
           <w:sz w:val="28"/>
           <w:szCs w:val="28"/>
-          <w:bdr w:val="none" w:color="auto" w:sz="0" w:space="0"/>
           <w:lang w:val="en-US" w:eastAsia="zh-CN" w:bidi="ar"/>
         </w:rPr>
         <w:t xml:space="preserve">syms </w:t>
@@ -1967,7 +1963,6 @@
           <w:kern w:val="0"/>
           <w:sz w:val="28"/>
           <w:szCs w:val="28"/>
-          <w:bdr w:val="none" w:color="auto" w:sz="0" w:space="0"/>
           <w:lang w:val="en-US" w:eastAsia="zh-CN" w:bidi="ar"/>
         </w:rPr>
         <w:t>x</w:t>
@@ -1982,7 +1977,6 @@
           <w:kern w:val="0"/>
           <w:sz w:val="28"/>
           <w:szCs w:val="28"/>
-          <w:bdr w:val="none" w:color="auto" w:sz="0" w:space="0"/>
           <w:lang w:val="en-US" w:eastAsia="zh-CN" w:bidi="ar"/>
         </w:rPr>
         <w:t>;</w:t>
@@ -2021,7 +2015,6 @@
           <w:kern w:val="0"/>
           <w:sz w:val="28"/>
           <w:szCs w:val="28"/>
-          <w:bdr w:val="none" w:color="auto" w:sz="0" w:space="0"/>
           <w:lang w:val="en-US" w:eastAsia="zh-CN" w:bidi="ar"/>
         </w:rPr>
         <w:t>y=x*(log(x)+1/2);</w:t>
@@ -2060,7 +2053,6 @@
           <w:kern w:val="0"/>
           <w:sz w:val="28"/>
           <w:szCs w:val="28"/>
-          <w:bdr w:val="none" w:color="auto" w:sz="0" w:space="0"/>
           <w:lang w:val="en-US" w:eastAsia="zh-CN" w:bidi="ar"/>
         </w:rPr>
         <w:t>ff=int(y);</w:t>
@@ -2139,10 +2131,38 @@
           <w:kern w:val="0"/>
           <w:sz w:val="28"/>
           <w:szCs w:val="28"/>
-          <w:bdr w:val="none" w:color="auto" w:sz="0" w:space="0"/>
           <w:lang w:val="en-US" w:eastAsia="zh-CN" w:bidi="ar"/>
         </w:rPr>
         <w:t>res2 = symsum((2*n-1)/2^n,n,1,inf);</w:t>
+      </w:r>
+    </w:p>
+    <w:p>
+      <w:pPr>
+        <w:rPr>
+          <w:rFonts w:hint="default" w:ascii="Consolas" w:hAnsi="Consolas" w:eastAsia="Consolas" w:cs="Consolas"/>
+          <w:b w:val="0"/>
+          <w:bCs w:val="0"/>
+          <w:i w:val="0"/>
+          <w:iCs w:val="0"/>
+          <w:kern w:val="0"/>
+          <w:sz w:val="28"/>
+          <w:szCs w:val="28"/>
+          <w:lang w:val="en-US" w:eastAsia="zh-CN" w:bidi="ar"/>
+        </w:rPr>
+      </w:pPr>
+      <w:r>
+        <w:rPr>
+          <w:rFonts w:hint="default" w:ascii="Consolas" w:hAnsi="Consolas" w:eastAsia="Consolas" w:cs="Consolas"/>
+          <w:b w:val="0"/>
+          <w:bCs w:val="0"/>
+          <w:i w:val="0"/>
+          <w:iCs w:val="0"/>
+          <w:kern w:val="0"/>
+          <w:sz w:val="28"/>
+          <w:szCs w:val="28"/>
+          <w:lang w:val="en-US" w:eastAsia="zh-CN" w:bidi="ar"/>
+        </w:rPr>
+        <w:br w:type="page"/>
       </w:r>
     </w:p>
     <w:p>
@@ -2159,24 +2179,707 @@
         </w:pBdr>
         <w:jc w:val="left"/>
         <w:rPr>
-          <w:rFonts w:hint="default" w:ascii="Consolas" w:hAnsi="Consolas" w:eastAsia="Consolas" w:cs="Consolas"/>
-          <w:b w:val="0"/>
-          <w:bCs w:val="0"/>
-          <w:i w:val="0"/>
-          <w:iCs w:val="0"/>
-          <w:kern w:val="0"/>
-          <w:sz w:val="28"/>
-          <w:szCs w:val="28"/>
-          <w:lang w:val="en-US" w:eastAsia="zh-CN" w:bidi="ar"/>
-        </w:rPr>
-      </w:pPr>
+          <w:rFonts w:hint="eastAsia" w:ascii="Consolas" w:hAnsi="Consolas" w:eastAsia="Consolas" w:cs="Consolas"/>
+          <w:b w:val="0"/>
+          <w:bCs w:val="0"/>
+          <w:i w:val="0"/>
+          <w:iCs w:val="0"/>
+          <w:kern w:val="0"/>
+          <w:sz w:val="28"/>
+          <w:szCs w:val="28"/>
+          <w:lang w:val="en-US" w:eastAsia="zh-CN" w:bidi="ar"/>
+        </w:rPr>
+      </w:pPr>
+      <w:r>
+        <w:rPr>
+          <w:rFonts w:hint="eastAsia" w:ascii="Consolas" w:hAnsi="Consolas" w:eastAsia="Consolas" w:cs="Consolas"/>
+          <w:b w:val="0"/>
+          <w:bCs w:val="0"/>
+          <w:i w:val="0"/>
+          <w:iCs w:val="0"/>
+          <w:kern w:val="0"/>
+          <w:sz w:val="28"/>
+          <w:szCs w:val="28"/>
+          <w:lang w:val="en-US" w:eastAsia="zh-CN" w:bidi="ar"/>
+        </w:rPr>
+        <w:t>2023</w:t>
+      </w:r>
+    </w:p>
+    <w:p>
+      <w:pPr>
+        <w:pStyle w:val="2"/>
+        <w:keepNext w:val="0"/>
+        <w:keepLines w:val="0"/>
+        <w:widowControl/>
+        <w:suppressLineNumbers w:val="0"/>
+        <w:shd w:val="clear" w:fill="F8F8FA"/>
+        <w:spacing w:before="0" w:beforeAutospacing="0" w:after="0" w:afterAutospacing="0"/>
+        <w:ind w:left="0" w:right="0" w:firstLine="0"/>
+        <w:rPr>
+          <w:rStyle w:val="6"/>
+          <w:rFonts w:ascii="Consolas" w:hAnsi="Consolas" w:eastAsia="Consolas" w:cs="Consolas"/>
+          <w:i w:val="0"/>
+          <w:iCs w:val="0"/>
+          <w:caps w:val="0"/>
+          <w:color w:val="191B1F"/>
+          <w:spacing w:val="0"/>
+          <w:sz w:val="18"/>
+          <w:szCs w:val="18"/>
+          <w:bdr w:val="none" w:color="auto" w:sz="0" w:space="0"/>
+          <w:shd w:val="clear" w:fill="F8F8FA"/>
+        </w:rPr>
+      </w:pPr>
+      <w:r>
+        <w:rPr>
+          <w:rStyle w:val="6"/>
+          <w:rFonts w:ascii="Consolas" w:hAnsi="Consolas" w:eastAsia="Consolas" w:cs="Consolas"/>
+          <w:i w:val="0"/>
+          <w:iCs w:val="0"/>
+          <w:caps w:val="0"/>
+          <w:color w:val="191B1F"/>
+          <w:spacing w:val="0"/>
+          <w:sz w:val="18"/>
+          <w:szCs w:val="18"/>
+          <w:bdr w:val="none" w:color="auto" w:sz="0" w:space="0"/>
+          <w:shd w:val="clear" w:fill="F8F8FA"/>
+        </w:rPr>
+        <w:t>&gt;&gt; x = [ 7 8 2 5 8 ];</w:t>
+      </w:r>
+    </w:p>
+    <w:p>
+      <w:pPr>
+        <w:pStyle w:val="2"/>
+        <w:keepNext w:val="0"/>
+        <w:keepLines w:val="0"/>
+        <w:widowControl/>
+        <w:suppressLineNumbers w:val="0"/>
+        <w:shd w:val="clear" w:fill="F8F8FA"/>
+        <w:spacing w:before="0" w:beforeAutospacing="0" w:after="0" w:afterAutospacing="0"/>
+        <w:ind w:left="0" w:right="0" w:firstLine="0"/>
+        <w:rPr>
+          <w:rStyle w:val="6"/>
+          <w:rFonts w:ascii="Consolas" w:hAnsi="Consolas" w:eastAsia="Consolas" w:cs="Consolas"/>
+          <w:i w:val="0"/>
+          <w:iCs w:val="0"/>
+          <w:caps w:val="0"/>
+          <w:color w:val="191B1F"/>
+          <w:spacing w:val="0"/>
+          <w:sz w:val="18"/>
+          <w:szCs w:val="18"/>
+          <w:bdr w:val="none" w:color="auto" w:sz="0" w:space="0"/>
+          <w:shd w:val="clear" w:fill="F8F8FA"/>
+        </w:rPr>
+      </w:pPr>
+      <w:r>
+        <w:rPr>
+          <w:rStyle w:val="6"/>
+          <w:rFonts w:ascii="Consolas" w:hAnsi="Consolas" w:eastAsia="Consolas" w:cs="Consolas"/>
+          <w:i w:val="0"/>
+          <w:iCs w:val="0"/>
+          <w:caps w:val="0"/>
+          <w:color w:val="191B1F"/>
+          <w:spacing w:val="0"/>
+          <w:sz w:val="18"/>
+          <w:szCs w:val="18"/>
+          <w:bdr w:val="none" w:color="auto" w:sz="0" w:space="0"/>
+          <w:shd w:val="clear" w:fill="F8F8FA"/>
+        </w:rPr>
+        <w:t>&gt;&gt; syms t                       &amp;在MATLAB中对于要使用的变量应先定义。</w:t>
+      </w:r>
+    </w:p>
+    <w:p>
+      <w:pPr>
+        <w:pStyle w:val="2"/>
+        <w:keepNext w:val="0"/>
+        <w:keepLines w:val="0"/>
+        <w:widowControl/>
+        <w:suppressLineNumbers w:val="0"/>
+        <w:shd w:val="clear" w:fill="F8F8FA"/>
+        <w:spacing w:before="0" w:beforeAutospacing="0" w:after="0" w:afterAutospacing="0"/>
+        <w:ind w:left="0" w:right="0" w:firstLine="0"/>
+        <w:rPr>
+          <w:i w:val="0"/>
+          <w:iCs w:val="0"/>
+          <w:caps w:val="0"/>
+          <w:color w:val="191B1F"/>
+          <w:spacing w:val="0"/>
+          <w:sz w:val="18"/>
+          <w:szCs w:val="18"/>
+        </w:rPr>
+      </w:pPr>
+      <w:r>
+        <w:rPr>
+          <w:rStyle w:val="6"/>
+          <w:rFonts w:ascii="Consolas" w:hAnsi="Consolas" w:eastAsia="Consolas" w:cs="Consolas"/>
+          <w:i w:val="0"/>
+          <w:iCs w:val="0"/>
+          <w:caps w:val="0"/>
+          <w:color w:val="191B1F"/>
+          <w:spacing w:val="0"/>
+          <w:sz w:val="18"/>
+          <w:szCs w:val="18"/>
+          <w:bdr w:val="none" w:color="auto" w:sz="0" w:space="0"/>
+          <w:shd w:val="clear" w:fill="F8F8FA"/>
+        </w:rPr>
+        <w:t>&gt;&gt; p = poly2sym(x,t)</w:t>
+      </w:r>
+    </w:p>
+    <w:p>
+      <w:pPr>
+        <w:rPr>
+          <w:rFonts w:hint="default" w:eastAsiaTheme="minorEastAsia"/>
+          <w:lang w:val="en-US" w:eastAsia="zh-CN"/>
+        </w:rPr>
+      </w:pPr>
+      <w:r>
+        <w:rPr>
+          <w:rFonts w:hint="eastAsia"/>
+          <w:lang w:val="en-US" w:eastAsia="zh-CN"/>
+        </w:rPr>
+        <w:t>多项式求零点问题用poly2sym 然后solve(eqn,var)</w:t>
+      </w:r>
+    </w:p>
+    <w:p>
+      <w:pPr>
+        <w:keepNext w:val="0"/>
+        <w:keepLines w:val="0"/>
+        <w:widowControl/>
+        <w:suppressLineNumbers w:val="0"/>
+        <w:pBdr>
+          <w:top w:val="none" w:color="auto" w:sz="0" w:space="0"/>
+          <w:left w:val="none" w:color="auto" w:sz="0" w:space="0"/>
+          <w:bottom w:val="none" w:color="auto" w:sz="0" w:space="0"/>
+          <w:right w:val="none" w:color="auto" w:sz="0" w:space="0"/>
+        </w:pBdr>
+        <w:jc w:val="left"/>
+        <w:rPr>
+          <w:rFonts w:ascii="Consolas" w:hAnsi="Consolas" w:eastAsia="Consolas" w:cs="Consolas"/>
+          <w:b w:val="0"/>
+          <w:bCs w:val="0"/>
+          <w:i w:val="0"/>
+          <w:iCs w:val="0"/>
+          <w:sz w:val="28"/>
+          <w:szCs w:val="28"/>
+        </w:rPr>
+      </w:pPr>
+      <w:r>
+        <w:rPr>
+          <w:rFonts w:hint="default" w:ascii="Consolas" w:hAnsi="Consolas" w:eastAsia="Consolas" w:cs="Consolas"/>
+          <w:b w:val="0"/>
+          <w:bCs w:val="0"/>
+          <w:i w:val="0"/>
+          <w:iCs w:val="0"/>
+          <w:kern w:val="0"/>
+          <w:sz w:val="28"/>
+          <w:szCs w:val="28"/>
+          <w:bdr w:val="none" w:color="auto" w:sz="0" w:space="0"/>
+          <w:lang w:val="en-US" w:eastAsia="zh-CN" w:bidi="ar"/>
+        </w:rPr>
+        <w:t>eqn1=f==0;</w:t>
+      </w:r>
+    </w:p>
+    <w:p>
+      <w:pPr>
+        <w:keepNext w:val="0"/>
+        <w:keepLines w:val="0"/>
+        <w:widowControl/>
+        <w:suppressLineNumbers w:val="0"/>
+        <w:pBdr>
+          <w:top w:val="none" w:color="auto" w:sz="0" w:space="0"/>
+          <w:left w:val="none" w:color="auto" w:sz="0" w:space="0"/>
+          <w:bottom w:val="none" w:color="auto" w:sz="0" w:space="0"/>
+          <w:right w:val="none" w:color="auto" w:sz="0" w:space="0"/>
+        </w:pBdr>
+        <w:jc w:val="left"/>
+        <w:rPr>
+          <w:rFonts w:hint="default" w:ascii="Consolas" w:hAnsi="Consolas" w:eastAsia="Consolas" w:cs="Consolas"/>
+          <w:b w:val="0"/>
+          <w:bCs w:val="0"/>
+          <w:i w:val="0"/>
+          <w:iCs w:val="0"/>
+          <w:sz w:val="28"/>
+          <w:szCs w:val="28"/>
+        </w:rPr>
+      </w:pPr>
+      <w:r>
+        <w:rPr>
+          <w:rFonts w:hint="default" w:ascii="Consolas" w:hAnsi="Consolas" w:eastAsia="Consolas" w:cs="Consolas"/>
+          <w:b w:val="0"/>
+          <w:bCs w:val="0"/>
+          <w:i w:val="0"/>
+          <w:iCs w:val="0"/>
+          <w:kern w:val="0"/>
+          <w:sz w:val="28"/>
+          <w:szCs w:val="28"/>
+          <w:bdr w:val="none" w:color="auto" w:sz="0" w:space="0"/>
+          <w:lang w:val="en-US" w:eastAsia="zh-CN" w:bidi="ar"/>
+        </w:rPr>
+        <w:t>eqn2=x&gt;-1;</w:t>
+      </w:r>
+    </w:p>
+    <w:p>
+      <w:pPr>
+        <w:keepNext w:val="0"/>
+        <w:keepLines w:val="0"/>
+        <w:widowControl/>
+        <w:suppressLineNumbers w:val="0"/>
+        <w:pBdr>
+          <w:top w:val="none" w:color="auto" w:sz="0" w:space="0"/>
+          <w:left w:val="none" w:color="auto" w:sz="0" w:space="0"/>
+          <w:bottom w:val="none" w:color="auto" w:sz="0" w:space="0"/>
+          <w:right w:val="none" w:color="auto" w:sz="0" w:space="0"/>
+        </w:pBdr>
+        <w:jc w:val="left"/>
+        <w:rPr>
+          <w:rFonts w:hint="default" w:ascii="Consolas" w:hAnsi="Consolas" w:eastAsia="Consolas" w:cs="Consolas"/>
+          <w:b w:val="0"/>
+          <w:bCs w:val="0"/>
+          <w:i w:val="0"/>
+          <w:iCs w:val="0"/>
+          <w:sz w:val="28"/>
+          <w:szCs w:val="28"/>
+        </w:rPr>
+      </w:pPr>
+      <w:r>
+        <w:rPr>
+          <w:rFonts w:hint="default" w:ascii="Consolas" w:hAnsi="Consolas" w:eastAsia="Consolas" w:cs="Consolas"/>
+          <w:b w:val="0"/>
+          <w:bCs w:val="0"/>
+          <w:i w:val="0"/>
+          <w:iCs w:val="0"/>
+          <w:kern w:val="0"/>
+          <w:sz w:val="28"/>
+          <w:szCs w:val="28"/>
+          <w:bdr w:val="none" w:color="auto" w:sz="0" w:space="0"/>
+          <w:lang w:val="en-US" w:eastAsia="zh-CN" w:bidi="ar"/>
+        </w:rPr>
+        <w:t>eqn3=x&lt;1;</w:t>
+      </w:r>
+    </w:p>
+    <w:p>
+      <w:pPr>
+        <w:keepNext w:val="0"/>
+        <w:keepLines w:val="0"/>
+        <w:widowControl/>
+        <w:suppressLineNumbers w:val="0"/>
+        <w:pBdr>
+          <w:top w:val="none" w:color="auto" w:sz="0" w:space="0"/>
+          <w:left w:val="none" w:color="auto" w:sz="0" w:space="0"/>
+          <w:bottom w:val="none" w:color="auto" w:sz="0" w:space="0"/>
+          <w:right w:val="none" w:color="auto" w:sz="0" w:space="0"/>
+        </w:pBdr>
+        <w:jc w:val="left"/>
+        <w:rPr>
+          <w:rFonts w:hint="default" w:ascii="Consolas" w:hAnsi="Consolas" w:eastAsia="Consolas" w:cs="Consolas"/>
+          <w:b w:val="0"/>
+          <w:bCs w:val="0"/>
+          <w:i w:val="0"/>
+          <w:iCs w:val="0"/>
+          <w:sz w:val="28"/>
+          <w:szCs w:val="28"/>
+        </w:rPr>
+      </w:pPr>
+      <w:r>
+        <w:rPr>
+          <w:rFonts w:hint="default" w:ascii="Consolas" w:hAnsi="Consolas" w:eastAsia="Consolas" w:cs="Consolas"/>
+          <w:b w:val="0"/>
+          <w:bCs w:val="0"/>
+          <w:i w:val="0"/>
+          <w:iCs w:val="0"/>
+          <w:kern w:val="0"/>
+          <w:sz w:val="28"/>
+          <w:szCs w:val="28"/>
+          <w:bdr w:val="none" w:color="auto" w:sz="0" w:space="0"/>
+          <w:lang w:val="en-US" w:eastAsia="zh-CN" w:bidi="ar"/>
+        </w:rPr>
+        <w:t>res_zero=eval(solve(eqn1,eqn3,eqn2));</w:t>
+      </w:r>
     </w:p>
     <w:p/>
     <w:p/>
+    <w:p>
+      <w:pPr>
+        <w:rPr>
+          <w:rFonts w:hint="eastAsia"/>
+          <w:lang w:val="en-US" w:eastAsia="zh-CN"/>
+        </w:rPr>
+      </w:pPr>
+      <w:r>
+        <w:rPr>
+          <w:rFonts w:hint="eastAsia"/>
+          <w:lang w:val="en-US" w:eastAsia="zh-CN"/>
+        </w:rPr>
+        <w:t>二维定积分用integral2</w:t>
+      </w:r>
+    </w:p>
+    <w:p>
+      <w:pPr>
+        <w:rPr>
+          <w:rFonts w:hint="eastAsia"/>
+          <w:lang w:val="en-US" w:eastAsia="zh-CN"/>
+        </w:rPr>
+      </w:pPr>
+      <w:r>
+        <w:rPr>
+          <w:rFonts w:hint="eastAsia"/>
+          <w:lang w:val="en-US" w:eastAsia="zh-CN"/>
+        </w:rPr>
+        <w:t>求矩阵负数可以A&lt;0 得到locagic矩阵 A(A&lt;0)</w:t>
+      </w:r>
+    </w:p>
+    <w:p>
+      <w:pPr>
+        <w:rPr>
+          <w:rFonts w:hint="eastAsia"/>
+          <w:lang w:val="en-US" w:eastAsia="zh-CN"/>
+        </w:rPr>
+      </w:pPr>
+    </w:p>
+    <w:p>
+      <w:pPr>
+        <w:rPr>
+          <w:rFonts w:hint="eastAsia"/>
+          <w:lang w:val="en-US" w:eastAsia="zh-CN"/>
+        </w:rPr>
+      </w:pPr>
+      <w:r>
+        <w:rPr>
+          <w:rFonts w:hint="eastAsia"/>
+          <w:lang w:val="en-US" w:eastAsia="zh-CN"/>
+        </w:rPr>
+        <w:t>经典ode45问题</w:t>
+      </w:r>
+    </w:p>
+    <w:p>
+      <w:pPr>
+        <w:ind w:firstLine="420" w:firstLineChars="0"/>
+      </w:pPr>
+      <w:r>
+        <w:drawing>
+          <wp:inline distT="0" distB="0" distL="114300" distR="114300">
+            <wp:extent cx="5272405" cy="765175"/>
+            <wp:effectExtent l="0" t="0" r="635" b="4445"/>
+            <wp:docPr id="3" name="图片 1"/>
+            <wp:cNvGraphicFramePr>
+              <a:graphicFrameLocks xmlns:a="http://schemas.openxmlformats.org/drawingml/2006/main" noChangeAspect="1"/>
+            </wp:cNvGraphicFramePr>
+            <a:graphic xmlns:a="http://schemas.openxmlformats.org/drawingml/2006/main">
+              <a:graphicData uri="http://schemas.openxmlformats.org/drawingml/2006/picture">
+                <pic:pic xmlns:pic="http://schemas.openxmlformats.org/drawingml/2006/picture">
+                  <pic:nvPicPr>
+                    <pic:cNvPr id="3" name="图片 1"/>
+                    <pic:cNvPicPr>
+                      <a:picLocks noChangeAspect="1"/>
+                    </pic:cNvPicPr>
+                  </pic:nvPicPr>
+                  <pic:blipFill>
+                    <a:blip r:embed="rId6"/>
+                    <a:stretch>
+                      <a:fillRect/>
+                    </a:stretch>
+                  </pic:blipFill>
+                  <pic:spPr>
+                    <a:xfrm>
+                      <a:off x="0" y="0"/>
+                      <a:ext cx="5272405" cy="765175"/>
+                    </a:xfrm>
+                    <a:prstGeom prst="rect">
+                      <a:avLst/>
+                    </a:prstGeom>
+                    <a:noFill/>
+                    <a:ln>
+                      <a:noFill/>
+                    </a:ln>
+                  </pic:spPr>
+                </pic:pic>
+              </a:graphicData>
+            </a:graphic>
+          </wp:inline>
+        </w:drawing>
+      </w:r>
+    </w:p>
+    <w:p>
+      <w:pPr>
+        <w:ind w:firstLine="420" w:firstLineChars="0"/>
+        <w:rPr>
+          <w:rFonts w:hint="default"/>
+          <w:lang w:val="en-US" w:eastAsia="zh-CN"/>
+        </w:rPr>
+      </w:pPr>
+      <w:r>
+        <w:drawing>
+          <wp:inline distT="0" distB="0" distL="114300" distR="114300">
+            <wp:extent cx="5264785" cy="2094865"/>
+            <wp:effectExtent l="0" t="0" r="635" b="635"/>
+            <wp:docPr id="4" name="图片 2"/>
+            <wp:cNvGraphicFramePr>
+              <a:graphicFrameLocks xmlns:a="http://schemas.openxmlformats.org/drawingml/2006/main" noChangeAspect="1"/>
+            </wp:cNvGraphicFramePr>
+            <a:graphic xmlns:a="http://schemas.openxmlformats.org/drawingml/2006/main">
+              <a:graphicData uri="http://schemas.openxmlformats.org/drawingml/2006/picture">
+                <pic:pic xmlns:pic="http://schemas.openxmlformats.org/drawingml/2006/picture">
+                  <pic:nvPicPr>
+                    <pic:cNvPr id="4" name="图片 2"/>
+                    <pic:cNvPicPr>
+                      <a:picLocks noChangeAspect="1"/>
+                    </pic:cNvPicPr>
+                  </pic:nvPicPr>
+                  <pic:blipFill>
+                    <a:blip r:embed="rId7"/>
+                    <a:stretch>
+                      <a:fillRect/>
+                    </a:stretch>
+                  </pic:blipFill>
+                  <pic:spPr>
+                    <a:xfrm>
+                      <a:off x="0" y="0"/>
+                      <a:ext cx="5264785" cy="2094865"/>
+                    </a:xfrm>
+                    <a:prstGeom prst="rect">
+                      <a:avLst/>
+                    </a:prstGeom>
+                    <a:noFill/>
+                    <a:ln>
+                      <a:noFill/>
+                    </a:ln>
+                  </pic:spPr>
+                </pic:pic>
+              </a:graphicData>
+            </a:graphic>
+          </wp:inline>
+        </w:drawing>
+      </w:r>
+    </w:p>
     <w:p/>
-    <w:p/>
-    <w:p/>
-    <w:p/>
+    <w:p>
+      <w:pPr>
+        <w:rPr>
+          <w:rFonts w:hint="default"/>
+          <w:lang w:val="en-US" w:eastAsia="zh-CN"/>
+        </w:rPr>
+      </w:pPr>
+      <w:r>
+        <w:rPr>
+          <w:rFonts w:hint="eastAsia"/>
+          <w:lang w:val="en-US" w:eastAsia="zh-CN"/>
+        </w:rPr>
+        <w:t xml:space="preserve">Simulink仿真命令  </w:t>
+      </w:r>
+    </w:p>
+    <w:p>
+      <w:pPr>
+        <w:keepNext w:val="0"/>
+        <w:keepLines w:val="0"/>
+        <w:widowControl/>
+        <w:suppressLineNumbers w:val="0"/>
+        <w:pBdr>
+          <w:top w:val="none" w:color="auto" w:sz="0" w:space="0"/>
+          <w:left w:val="none" w:color="auto" w:sz="0" w:space="0"/>
+          <w:bottom w:val="none" w:color="auto" w:sz="0" w:space="0"/>
+          <w:right w:val="none" w:color="auto" w:sz="0" w:space="0"/>
+        </w:pBdr>
+        <w:jc w:val="left"/>
+        <w:rPr>
+          <w:rFonts w:hint="default" w:ascii="Consolas" w:hAnsi="Consolas" w:eastAsia="Consolas" w:cs="Consolas"/>
+          <w:b w:val="0"/>
+          <w:bCs w:val="0"/>
+          <w:i w:val="0"/>
+          <w:iCs w:val="0"/>
+          <w:kern w:val="0"/>
+          <w:sz w:val="28"/>
+          <w:szCs w:val="28"/>
+          <w:bdr w:val="none" w:color="auto" w:sz="0" w:space="0"/>
+          <w:lang w:val="en-US" w:eastAsia="zh-CN" w:bidi="ar"/>
+        </w:rPr>
+      </w:pPr>
+      <w:r>
+        <w:rPr>
+          <w:rFonts w:hint="default" w:ascii="Consolas" w:hAnsi="Consolas" w:eastAsia="Consolas" w:cs="Consolas"/>
+          <w:b w:val="0"/>
+          <w:bCs w:val="0"/>
+          <w:i w:val="0"/>
+          <w:iCs w:val="0"/>
+          <w:kern w:val="0"/>
+          <w:sz w:val="28"/>
+          <w:szCs w:val="28"/>
+          <w:bdr w:val="none" w:color="auto" w:sz="0" w:space="0"/>
+          <w:lang w:val="en-US" w:eastAsia="zh-CN" w:bidi="ar"/>
+        </w:rPr>
+        <w:t>out=sim(</w:t>
+      </w:r>
+      <w:r>
+        <w:rPr>
+          <w:rFonts w:hint="default" w:ascii="Consolas" w:hAnsi="Consolas" w:eastAsia="Consolas" w:cs="Consolas"/>
+          <w:b w:val="0"/>
+          <w:bCs w:val="0"/>
+          <w:i w:val="0"/>
+          <w:iCs w:val="0"/>
+          <w:color w:val="A709F5"/>
+          <w:kern w:val="0"/>
+          <w:sz w:val="28"/>
+          <w:szCs w:val="28"/>
+          <w:bdr w:val="none" w:color="auto" w:sz="0" w:space="0"/>
+          <w:lang w:val="en-US" w:eastAsia="zh-CN" w:bidi="ar"/>
+        </w:rPr>
+        <w:t>"q4.slx"</w:t>
+      </w:r>
+      <w:r>
+        <w:rPr>
+          <w:rFonts w:hint="default" w:ascii="Consolas" w:hAnsi="Consolas" w:eastAsia="Consolas" w:cs="Consolas"/>
+          <w:b w:val="0"/>
+          <w:bCs w:val="0"/>
+          <w:i w:val="0"/>
+          <w:iCs w:val="0"/>
+          <w:kern w:val="0"/>
+          <w:sz w:val="28"/>
+          <w:szCs w:val="28"/>
+          <w:bdr w:val="none" w:color="auto" w:sz="0" w:space="0"/>
+          <w:lang w:val="en-US" w:eastAsia="zh-CN" w:bidi="ar"/>
+        </w:rPr>
+        <w:t>,</w:t>
+      </w:r>
+      <w:r>
+        <w:rPr>
+          <w:rFonts w:hint="default" w:ascii="Consolas" w:hAnsi="Consolas" w:eastAsia="Consolas" w:cs="Consolas"/>
+          <w:b w:val="0"/>
+          <w:bCs w:val="0"/>
+          <w:i w:val="0"/>
+          <w:iCs w:val="0"/>
+          <w:color w:val="A709F5"/>
+          <w:kern w:val="0"/>
+          <w:sz w:val="28"/>
+          <w:szCs w:val="28"/>
+          <w:bdr w:val="none" w:color="auto" w:sz="0" w:space="0"/>
+          <w:lang w:val="en-US" w:eastAsia="zh-CN" w:bidi="ar"/>
+        </w:rPr>
+        <w:t>"stoptime"</w:t>
+      </w:r>
+      <w:r>
+        <w:rPr>
+          <w:rFonts w:hint="default" w:ascii="Consolas" w:hAnsi="Consolas" w:eastAsia="Consolas" w:cs="Consolas"/>
+          <w:b w:val="0"/>
+          <w:bCs w:val="0"/>
+          <w:i w:val="0"/>
+          <w:iCs w:val="0"/>
+          <w:kern w:val="0"/>
+          <w:sz w:val="28"/>
+          <w:szCs w:val="28"/>
+          <w:bdr w:val="none" w:color="auto" w:sz="0" w:space="0"/>
+          <w:lang w:val="en-US" w:eastAsia="zh-CN" w:bidi="ar"/>
+        </w:rPr>
+        <w:t>,</w:t>
+      </w:r>
+      <w:r>
+        <w:rPr>
+          <w:rFonts w:hint="default" w:ascii="Consolas" w:hAnsi="Consolas" w:eastAsia="Consolas" w:cs="Consolas"/>
+          <w:b w:val="0"/>
+          <w:bCs w:val="0"/>
+          <w:i w:val="0"/>
+          <w:iCs w:val="0"/>
+          <w:color w:val="A709F5"/>
+          <w:kern w:val="0"/>
+          <w:sz w:val="28"/>
+          <w:szCs w:val="28"/>
+          <w:bdr w:val="none" w:color="auto" w:sz="0" w:space="0"/>
+          <w:lang w:val="en-US" w:eastAsia="zh-CN" w:bidi="ar"/>
+        </w:rPr>
+        <w:t>"5"</w:t>
+      </w:r>
+      <w:r>
+        <w:rPr>
+          <w:rFonts w:hint="default" w:ascii="Consolas" w:hAnsi="Consolas" w:eastAsia="Consolas" w:cs="Consolas"/>
+          <w:b w:val="0"/>
+          <w:bCs w:val="0"/>
+          <w:i w:val="0"/>
+          <w:iCs w:val="0"/>
+          <w:kern w:val="0"/>
+          <w:sz w:val="28"/>
+          <w:szCs w:val="28"/>
+          <w:bdr w:val="none" w:color="auto" w:sz="0" w:space="0"/>
+          <w:lang w:val="en-US" w:eastAsia="zh-CN" w:bidi="ar"/>
+        </w:rPr>
+        <w:t>);</w:t>
+      </w:r>
+    </w:p>
+    <w:p>
+      <w:pPr>
+        <w:keepNext w:val="0"/>
+        <w:keepLines w:val="0"/>
+        <w:widowControl/>
+        <w:suppressLineNumbers w:val="0"/>
+        <w:pBdr>
+          <w:top w:val="none" w:color="auto" w:sz="0" w:space="0"/>
+          <w:left w:val="none" w:color="auto" w:sz="0" w:space="0"/>
+          <w:bottom w:val="none" w:color="auto" w:sz="0" w:space="0"/>
+          <w:right w:val="none" w:color="auto" w:sz="0" w:space="0"/>
+        </w:pBdr>
+        <w:jc w:val="left"/>
+        <w:rPr>
+          <w:rFonts w:hint="default" w:ascii="Consolas" w:hAnsi="Consolas" w:eastAsia="Consolas" w:cs="Consolas"/>
+          <w:b w:val="0"/>
+          <w:bCs w:val="0"/>
+          <w:i w:val="0"/>
+          <w:iCs w:val="0"/>
+          <w:kern w:val="0"/>
+          <w:sz w:val="28"/>
+          <w:szCs w:val="28"/>
+          <w:bdr w:val="none" w:color="auto" w:sz="0" w:space="0"/>
+          <w:lang w:val="en-US" w:eastAsia="zh-CN" w:bidi="ar"/>
+        </w:rPr>
+      </w:pPr>
+    </w:p>
+    <w:p>
+      <w:pPr>
+        <w:keepNext w:val="0"/>
+        <w:keepLines w:val="0"/>
+        <w:widowControl/>
+        <w:suppressLineNumbers w:val="0"/>
+        <w:pBdr>
+          <w:top w:val="none" w:color="auto" w:sz="0" w:space="0"/>
+          <w:left w:val="none" w:color="auto" w:sz="0" w:space="0"/>
+          <w:bottom w:val="none" w:color="auto" w:sz="0" w:space="0"/>
+          <w:right w:val="none" w:color="auto" w:sz="0" w:space="0"/>
+        </w:pBdr>
+        <w:jc w:val="left"/>
+        <w:rPr>
+          <w:rFonts w:hint="default" w:ascii="Consolas" w:hAnsi="Consolas" w:eastAsia="Consolas" w:cs="Consolas"/>
+          <w:b w:val="0"/>
+          <w:bCs w:val="0"/>
+          <w:i w:val="0"/>
+          <w:iCs w:val="0"/>
+          <w:kern w:val="0"/>
+          <w:sz w:val="28"/>
+          <w:szCs w:val="28"/>
+          <w:bdr w:val="none" w:color="auto" w:sz="0" w:space="0"/>
+          <w:lang w:val="en-US" w:eastAsia="zh-CN" w:bidi="ar"/>
+        </w:rPr>
+      </w:pPr>
+      <w:r>
+        <w:rPr>
+          <w:rFonts w:hint="eastAsia" w:ascii="Consolas" w:hAnsi="Consolas" w:eastAsia="Consolas" w:cs="Consolas"/>
+          <w:b w:val="0"/>
+          <w:bCs w:val="0"/>
+          <w:i w:val="0"/>
+          <w:iCs w:val="0"/>
+          <w:kern w:val="0"/>
+          <w:sz w:val="28"/>
+          <w:szCs w:val="28"/>
+          <w:bdr w:val="none" w:color="auto" w:sz="0" w:space="0"/>
+          <w:lang w:val="en-US" w:eastAsia="zh-CN" w:bidi="ar"/>
+        </w:rPr>
+        <w:t>If（logical矩阵）只有矩阵全为1才为通过</w:t>
+      </w:r>
+      <w:bookmarkStart w:id="0" w:name="_GoBack"/>
+      <w:bookmarkEnd w:id="0"/>
+    </w:p>
+    <w:p>
+      <w:pPr>
+        <w:rPr>
+          <w:rFonts w:hint="default"/>
+          <w:lang w:val="en-US" w:eastAsia="zh-CN"/>
+        </w:rPr>
+      </w:pPr>
+    </w:p>
     <w:sectPr>
       <w:pgSz w:w="11906" w:h="16838"/>
       <w:pgMar w:top="1440" w:right="1800" w:bottom="1440" w:left="1800" w:header="851" w:footer="992" w:gutter="0"/>
